--- a/6 sem/АТПО/лаб.5/laba_5.docx
+++ b/6 sem/АТПО/лаб.5/laba_5.docx
@@ -963,6 +963,14 @@
           <w:sz w:val="28"/>
           <w:szCs w:val="28"/>
         </w:rPr>
+        <w:t xml:space="preserve">Тестируется </w:t>
+      </w:r>
+      <w:r>
+        <w:rPr>
+          <w:rFonts w:ascii="Times New Roman" w:hAnsi="Times New Roman" w:cs="Times New Roman"/>
+          <w:sz w:val="28"/>
+          <w:szCs w:val="28"/>
+        </w:rPr>
         <w:t>Очистка корзины</w:t>
       </w:r>
     </w:p>
@@ -984,525 +992,6 @@
         <w:numPr>
           <w:ilvl w:val="0"/>
           <w:numId w:val="2"/>
-        </w:numPr>
-        <w:spacing w:line="360" w:lineRule="auto"/>
-        <w:ind w:left="0" w:firstLine="709"/>
-        <w:rPr>
-          <w:rFonts w:ascii="Times New Roman" w:hAnsi="Times New Roman" w:cs="Times New Roman"/>
-          <w:sz w:val="28"/>
-          <w:szCs w:val="28"/>
-        </w:rPr>
-      </w:pPr>
-      <w:r>
-        <w:rPr>
-          <w:rFonts w:ascii="Times New Roman" w:hAnsi="Times New Roman" w:cs="Times New Roman"/>
-          <w:sz w:val="28"/>
-          <w:szCs w:val="28"/>
-        </w:rPr>
-        <w:t xml:space="preserve">Зайти на главную страницу </w:t>
-      </w:r>
-      <w:hyperlink r:id="rId5" w:history="1">
-        <w:r>
-          <w:rPr>
-            <w:rStyle w:val="a4"/>
-            <w:rFonts w:ascii="Times New Roman" w:hAnsi="Times New Roman" w:cs="Times New Roman"/>
-            <w:sz w:val="28"/>
-            <w:szCs w:val="28"/>
-          </w:rPr>
-          <w:t>https://megamarket.ru</w:t>
-        </w:r>
-      </w:hyperlink>
-    </w:p>
-    <w:p>
-      <w:pPr>
-        <w:pStyle w:val="a3"/>
-        <w:numPr>
-          <w:ilvl w:val="0"/>
-          <w:numId w:val="2"/>
-        </w:numPr>
-        <w:spacing w:line="360" w:lineRule="auto"/>
-        <w:ind w:left="0" w:firstLine="709"/>
-        <w:rPr>
-          <w:rFonts w:ascii="Times New Roman" w:hAnsi="Times New Roman" w:cs="Times New Roman"/>
-          <w:sz w:val="28"/>
-          <w:szCs w:val="28"/>
-        </w:rPr>
-      </w:pPr>
-      <w:r>
-        <w:rPr>
-          <w:rFonts w:ascii="Times New Roman" w:hAnsi="Times New Roman" w:cs="Times New Roman"/>
-          <w:sz w:val="28"/>
-          <w:szCs w:val="28"/>
-        </w:rPr>
-        <w:t>Нажать на понравившийся товар</w:t>
-      </w:r>
-    </w:p>
-    <w:p>
-      <w:pPr>
-        <w:pStyle w:val="a3"/>
-        <w:numPr>
-          <w:ilvl w:val="0"/>
-          <w:numId w:val="2"/>
-        </w:numPr>
-        <w:spacing w:line="360" w:lineRule="auto"/>
-        <w:ind w:left="0" w:firstLine="709"/>
-        <w:rPr>
-          <w:rFonts w:ascii="Times New Roman" w:hAnsi="Times New Roman" w:cs="Times New Roman"/>
-          <w:sz w:val="28"/>
-          <w:szCs w:val="28"/>
-        </w:rPr>
-      </w:pPr>
-      <w:r>
-        <w:rPr>
-          <w:rFonts w:ascii="Times New Roman" w:hAnsi="Times New Roman" w:cs="Times New Roman"/>
-          <w:sz w:val="28"/>
-          <w:szCs w:val="28"/>
-        </w:rPr>
-        <w:t>После перехода на вкладку товара нажать кнопку «купить»</w:t>
-      </w:r>
-    </w:p>
-    <w:p>
-      <w:pPr>
-        <w:pStyle w:val="a3"/>
-        <w:numPr>
-          <w:ilvl w:val="0"/>
-          <w:numId w:val="2"/>
-        </w:numPr>
-        <w:spacing w:line="360" w:lineRule="auto"/>
-        <w:ind w:left="0" w:firstLine="709"/>
-        <w:rPr>
-          <w:rFonts w:ascii="Times New Roman" w:hAnsi="Times New Roman" w:cs="Times New Roman"/>
-          <w:sz w:val="28"/>
-          <w:szCs w:val="28"/>
-        </w:rPr>
-      </w:pPr>
-      <w:r>
-        <w:rPr>
-          <w:rFonts w:ascii="Times New Roman" w:hAnsi="Times New Roman" w:cs="Times New Roman"/>
-          <w:sz w:val="28"/>
-          <w:szCs w:val="28"/>
-        </w:rPr>
-        <w:t>В появившемся окне нажать «Перейти в корзину»</w:t>
-      </w:r>
-    </w:p>
-    <w:p>
-      <w:pPr>
-        <w:pStyle w:val="a3"/>
-        <w:numPr>
-          <w:ilvl w:val="0"/>
-          <w:numId w:val="2"/>
-        </w:numPr>
-        <w:spacing w:line="360" w:lineRule="auto"/>
-        <w:ind w:left="0" w:firstLine="709"/>
-        <w:rPr>
-          <w:rFonts w:ascii="Times New Roman" w:hAnsi="Times New Roman" w:cs="Times New Roman"/>
-          <w:sz w:val="28"/>
-          <w:szCs w:val="28"/>
-        </w:rPr>
-      </w:pPr>
-      <w:r>
-        <w:rPr>
-          <w:rFonts w:ascii="Times New Roman" w:hAnsi="Times New Roman" w:cs="Times New Roman"/>
-          <w:sz w:val="28"/>
-          <w:szCs w:val="28"/>
-        </w:rPr>
-        <w:t xml:space="preserve">В корзине можно выбрать </w:t>
-      </w:r>
-      <w:r>
-        <w:rPr>
-          <w:rFonts w:ascii="Times New Roman" w:hAnsi="Times New Roman" w:cs="Times New Roman"/>
-          <w:sz w:val="28"/>
-          <w:szCs w:val="28"/>
-          <w:lang w:val="en-US"/>
-        </w:rPr>
-        <w:t>checkbox</w:t>
-      </w:r>
-      <w:r>
-        <w:rPr>
-          <w:rFonts w:ascii="Times New Roman" w:hAnsi="Times New Roman" w:cs="Times New Roman"/>
-          <w:sz w:val="28"/>
-          <w:szCs w:val="28"/>
-        </w:rPr>
-        <w:t xml:space="preserve"> </w:t>
-      </w:r>
-      <w:r>
-        <w:rPr>
-          <w:rFonts w:ascii="Times New Roman" w:hAnsi="Times New Roman" w:cs="Times New Roman"/>
-          <w:sz w:val="28"/>
-          <w:szCs w:val="28"/>
-        </w:rPr>
-        <w:t xml:space="preserve">– </w:t>
-      </w:r>
-      <w:r>
-        <w:rPr>
-          <w:rFonts w:ascii="Times New Roman" w:hAnsi="Times New Roman" w:cs="Times New Roman"/>
-          <w:sz w:val="28"/>
-          <w:szCs w:val="28"/>
-        </w:rPr>
-        <w:t>«Выбрать всё» для удаления всех товаров в корзине или нажать на картинку мусорного бака у любого товара для удаления одной определённой покупки</w:t>
-      </w:r>
-    </w:p>
-    <w:p>
-      <w:pPr>
-        <w:pStyle w:val="a3"/>
-        <w:spacing w:line="360" w:lineRule="auto"/>
-        <w:ind w:left="709"/>
-        <w:rPr>
-          <w:rFonts w:ascii="Times New Roman" w:hAnsi="Times New Roman" w:cs="Times New Roman"/>
-          <w:sz w:val="28"/>
-          <w:szCs w:val="28"/>
-        </w:rPr>
-      </w:pPr>
-    </w:p>
-    <w:p>
-      <w:pPr>
-        <w:pStyle w:val="a3"/>
-        <w:numPr>
-          <w:ilvl w:val="0"/>
-          <w:numId w:val="1"/>
-        </w:numPr>
-        <w:spacing w:line="360" w:lineRule="auto"/>
-        <w:rPr>
-          <w:rFonts w:ascii="Times New Roman" w:hAnsi="Times New Roman" w:cs="Times New Roman"/>
-          <w:sz w:val="28"/>
-          <w:szCs w:val="28"/>
-        </w:rPr>
-      </w:pPr>
-      <w:r>
-        <w:rPr>
-          <w:rFonts w:ascii="Times New Roman" w:hAnsi="Times New Roman" w:cs="Times New Roman"/>
-          <w:sz w:val="28"/>
-          <w:szCs w:val="28"/>
-        </w:rPr>
-        <w:t>Смена города</w:t>
-      </w:r>
-      <w:r>
-        <w:rPr>
-          <w:rFonts w:ascii="Times New Roman" w:hAnsi="Times New Roman" w:cs="Times New Roman"/>
-          <w:sz w:val="28"/>
-          <w:szCs w:val="28"/>
-          <w:lang w:val="en-US"/>
-        </w:rPr>
-        <w:t>/</w:t>
-      </w:r>
-      <w:r>
-        <w:rPr>
-          <w:rFonts w:ascii="Times New Roman" w:hAnsi="Times New Roman" w:cs="Times New Roman"/>
-          <w:sz w:val="28"/>
-          <w:szCs w:val="28"/>
-        </w:rPr>
-        <w:t>региона</w:t>
-      </w:r>
-    </w:p>
-    <w:p>
-      <w:pPr>
-        <w:pStyle w:val="a3"/>
-        <w:ind w:left="1789"/>
-        <w:rPr>
-          <w:rFonts w:ascii="Times New Roman" w:hAnsi="Times New Roman" w:cs="Times New Roman"/>
-          <w:sz w:val="28"/>
-          <w:szCs w:val="28"/>
-          <w:lang w:val="en-US"/>
-        </w:rPr>
-      </w:pPr>
-    </w:p>
-    <w:p>
-      <w:pPr>
-        <w:pStyle w:val="a3"/>
-        <w:numPr>
-          <w:ilvl w:val="0"/>
-          <w:numId w:val="3"/>
-        </w:numPr>
-        <w:spacing w:line="360" w:lineRule="auto"/>
-        <w:ind w:left="0" w:firstLine="709"/>
-        <w:rPr>
-          <w:rFonts w:ascii="Times New Roman" w:hAnsi="Times New Roman" w:cs="Times New Roman"/>
-          <w:sz w:val="28"/>
-          <w:szCs w:val="28"/>
-        </w:rPr>
-      </w:pPr>
-      <w:r>
-        <w:rPr>
-          <w:rFonts w:ascii="Times New Roman" w:hAnsi="Times New Roman" w:cs="Times New Roman"/>
-          <w:sz w:val="28"/>
-          <w:szCs w:val="28"/>
-        </w:rPr>
-        <w:t xml:space="preserve">Зайти на главную страницу </w:t>
-      </w:r>
-      <w:hyperlink r:id="rId6" w:history="1">
-        <w:r>
-          <w:rPr>
-            <w:rStyle w:val="a4"/>
-            <w:rFonts w:ascii="Times New Roman" w:hAnsi="Times New Roman" w:cs="Times New Roman"/>
-            <w:sz w:val="28"/>
-            <w:szCs w:val="28"/>
-          </w:rPr>
-          <w:t>https://megamarket.ru</w:t>
-        </w:r>
-      </w:hyperlink>
-    </w:p>
-    <w:p>
-      <w:pPr>
-        <w:pStyle w:val="a3"/>
-        <w:numPr>
-          <w:ilvl w:val="0"/>
-          <w:numId w:val="3"/>
-        </w:numPr>
-        <w:spacing w:line="360" w:lineRule="auto"/>
-        <w:ind w:left="0" w:firstLine="709"/>
-        <w:rPr>
-          <w:rFonts w:ascii="Times New Roman" w:hAnsi="Times New Roman" w:cs="Times New Roman"/>
-          <w:sz w:val="28"/>
-          <w:szCs w:val="28"/>
-        </w:rPr>
-      </w:pPr>
-      <w:r>
-        <w:rPr>
-          <w:rFonts w:ascii="Times New Roman" w:hAnsi="Times New Roman" w:cs="Times New Roman"/>
-          <w:sz w:val="28"/>
-          <w:szCs w:val="28"/>
-        </w:rPr>
-        <w:t>В правом верхнем углу нажать на текущий выбранный регион</w:t>
-      </w:r>
-    </w:p>
-    <w:p>
-      <w:pPr>
-        <w:pStyle w:val="a3"/>
-        <w:numPr>
-          <w:ilvl w:val="0"/>
-          <w:numId w:val="3"/>
-        </w:numPr>
-        <w:spacing w:line="360" w:lineRule="auto"/>
-        <w:ind w:left="0" w:firstLine="709"/>
-        <w:rPr>
-          <w:rFonts w:ascii="Times New Roman" w:hAnsi="Times New Roman" w:cs="Times New Roman"/>
-          <w:sz w:val="28"/>
-          <w:szCs w:val="28"/>
-        </w:rPr>
-      </w:pPr>
-      <w:r>
-        <w:rPr>
-          <w:rFonts w:ascii="Times New Roman" w:hAnsi="Times New Roman" w:cs="Times New Roman"/>
-          <w:sz w:val="28"/>
-          <w:szCs w:val="28"/>
-        </w:rPr>
-        <w:t xml:space="preserve">В появившемся </w:t>
-      </w:r>
-      <w:proofErr w:type="spellStart"/>
-      <w:r>
-        <w:rPr>
-          <w:rFonts w:ascii="Times New Roman" w:hAnsi="Times New Roman" w:cs="Times New Roman"/>
-          <w:sz w:val="28"/>
-          <w:szCs w:val="28"/>
-          <w:lang w:val="en-US"/>
-        </w:rPr>
-        <w:t>PopUp</w:t>
-      </w:r>
-      <w:proofErr w:type="spellEnd"/>
-      <w:r>
-        <w:rPr>
-          <w:rFonts w:ascii="Times New Roman" w:hAnsi="Times New Roman" w:cs="Times New Roman"/>
-          <w:sz w:val="28"/>
-          <w:szCs w:val="28"/>
-        </w:rPr>
-        <w:t>’</w:t>
-      </w:r>
-      <w:r>
-        <w:rPr>
-          <w:rFonts w:ascii="Times New Roman" w:hAnsi="Times New Roman" w:cs="Times New Roman"/>
-          <w:sz w:val="28"/>
-          <w:szCs w:val="28"/>
-          <w:lang w:val="en-US"/>
-        </w:rPr>
-        <w:t>e</w:t>
-      </w:r>
-      <w:r>
-        <w:rPr>
-          <w:rFonts w:ascii="Times New Roman" w:hAnsi="Times New Roman" w:cs="Times New Roman"/>
-          <w:sz w:val="28"/>
-          <w:szCs w:val="28"/>
-        </w:rPr>
-        <w:t xml:space="preserve"> </w:t>
-      </w:r>
-      <w:r>
-        <w:rPr>
-          <w:rFonts w:ascii="Times New Roman" w:hAnsi="Times New Roman" w:cs="Times New Roman"/>
-          <w:sz w:val="28"/>
-          <w:szCs w:val="28"/>
-        </w:rPr>
-        <w:t>нажать на «изменить»</w:t>
-      </w:r>
-    </w:p>
-    <w:p>
-      <w:pPr>
-        <w:pStyle w:val="a3"/>
-        <w:numPr>
-          <w:ilvl w:val="0"/>
-          <w:numId w:val="3"/>
-        </w:numPr>
-        <w:spacing w:line="360" w:lineRule="auto"/>
-        <w:ind w:left="0" w:firstLine="709"/>
-        <w:rPr>
-          <w:rFonts w:ascii="Times New Roman" w:hAnsi="Times New Roman" w:cs="Times New Roman"/>
-          <w:sz w:val="28"/>
-          <w:szCs w:val="28"/>
-        </w:rPr>
-      </w:pPr>
-      <w:r>
-        <w:rPr>
-          <w:rFonts w:ascii="Times New Roman" w:hAnsi="Times New Roman" w:cs="Times New Roman"/>
-          <w:sz w:val="28"/>
-          <w:szCs w:val="28"/>
-        </w:rPr>
-        <w:t>Вписать в графе поля ваше текущее местоположение</w:t>
-      </w:r>
-    </w:p>
-    <w:p>
-      <w:pPr>
-        <w:pStyle w:val="a3"/>
-        <w:numPr>
-          <w:ilvl w:val="0"/>
-          <w:numId w:val="3"/>
-        </w:numPr>
-        <w:spacing w:line="360" w:lineRule="auto"/>
-        <w:ind w:left="0" w:firstLine="709"/>
-        <w:rPr>
-          <w:rFonts w:ascii="Times New Roman" w:hAnsi="Times New Roman" w:cs="Times New Roman"/>
-          <w:sz w:val="28"/>
-          <w:szCs w:val="28"/>
-        </w:rPr>
-      </w:pPr>
-      <w:r>
-        <w:rPr>
-          <w:rFonts w:ascii="Times New Roman" w:hAnsi="Times New Roman" w:cs="Times New Roman"/>
-          <w:sz w:val="28"/>
-          <w:szCs w:val="28"/>
-        </w:rPr>
-        <w:t>Выбрать одно из доступных мест</w:t>
-      </w:r>
-    </w:p>
-    <w:p>
-      <w:pPr>
-        <w:pStyle w:val="a3"/>
-        <w:numPr>
-          <w:ilvl w:val="0"/>
-          <w:numId w:val="3"/>
-        </w:numPr>
-        <w:spacing w:line="360" w:lineRule="auto"/>
-        <w:ind w:left="0" w:firstLine="709"/>
-        <w:rPr>
-          <w:rFonts w:ascii="Times New Roman" w:hAnsi="Times New Roman" w:cs="Times New Roman"/>
-          <w:sz w:val="28"/>
-          <w:szCs w:val="28"/>
-        </w:rPr>
-      </w:pPr>
-      <w:r>
-        <w:rPr>
-          <w:rFonts w:ascii="Times New Roman" w:hAnsi="Times New Roman" w:cs="Times New Roman"/>
-          <w:sz w:val="28"/>
-          <w:szCs w:val="28"/>
-        </w:rPr>
-        <w:t>Нажать на кнопку «Выбрать»</w:t>
-      </w:r>
-    </w:p>
-    <w:p>
-      <w:pPr>
-        <w:spacing w:line="360" w:lineRule="auto"/>
-        <w:ind w:left="708"/>
-        <w:rPr>
-          <w:rFonts w:ascii="Times New Roman" w:hAnsi="Times New Roman" w:cs="Times New Roman"/>
-          <w:sz w:val="28"/>
-          <w:szCs w:val="28"/>
-          <w:lang w:val="en-US"/>
-        </w:rPr>
-      </w:pPr>
-    </w:p>
-    <w:p>
-      <w:pPr>
-        <w:pStyle w:val="a3"/>
-        <w:numPr>
-          <w:ilvl w:val="0"/>
-          <w:numId w:val="1"/>
-        </w:numPr>
-        <w:spacing w:line="360" w:lineRule="auto"/>
-        <w:rPr>
-          <w:rFonts w:ascii="Times New Roman" w:hAnsi="Times New Roman" w:cs="Times New Roman"/>
-          <w:sz w:val="28"/>
-          <w:szCs w:val="28"/>
-        </w:rPr>
-      </w:pPr>
-      <w:r>
-        <w:rPr>
-          <w:rFonts w:ascii="Times New Roman" w:hAnsi="Times New Roman" w:cs="Times New Roman"/>
-          <w:sz w:val="28"/>
-          <w:szCs w:val="28"/>
-        </w:rPr>
-        <w:t xml:space="preserve">Сброс фильтров (на примере смартфона </w:t>
-      </w:r>
-      <w:r>
-        <w:rPr>
-          <w:rFonts w:ascii="Times New Roman" w:hAnsi="Times New Roman" w:cs="Times New Roman"/>
-          <w:sz w:val="28"/>
-          <w:szCs w:val="28"/>
-          <w:lang w:val="en-US"/>
-        </w:rPr>
-        <w:t>Xiaomi</w:t>
-      </w:r>
-      <w:r>
-        <w:rPr>
-          <w:rFonts w:ascii="Times New Roman" w:hAnsi="Times New Roman" w:cs="Times New Roman"/>
-          <w:sz w:val="28"/>
-          <w:szCs w:val="28"/>
-        </w:rPr>
-        <w:t xml:space="preserve"> </w:t>
-      </w:r>
-      <w:r>
-        <w:rPr>
-          <w:rFonts w:ascii="Times New Roman" w:hAnsi="Times New Roman" w:cs="Times New Roman"/>
-          <w:sz w:val="28"/>
-          <w:szCs w:val="28"/>
-        </w:rPr>
-        <w:t xml:space="preserve">с диагональю экрана не больше </w:t>
-      </w:r>
-      <w:r>
-        <w:rPr>
-          <w:rFonts w:ascii="Times New Roman" w:hAnsi="Times New Roman" w:cs="Times New Roman"/>
-          <w:sz w:val="28"/>
-          <w:szCs w:val="28"/>
-        </w:rPr>
-        <w:t xml:space="preserve">6.5 </w:t>
-      </w:r>
-      <w:r>
-        <w:rPr>
-          <w:rFonts w:ascii="Times New Roman" w:hAnsi="Times New Roman" w:cs="Times New Roman"/>
-          <w:sz w:val="28"/>
-          <w:szCs w:val="28"/>
-        </w:rPr>
-        <w:t>дюймов и ценой не выше 20</w:t>
-      </w:r>
-      <w:r>
-        <w:rPr>
-          <w:rFonts w:ascii="Times New Roman" w:hAnsi="Times New Roman" w:cs="Times New Roman"/>
-          <w:sz w:val="28"/>
-          <w:szCs w:val="28"/>
-        </w:rPr>
-        <w:t>,</w:t>
-      </w:r>
-      <w:r>
-        <w:rPr>
-          <w:rFonts w:ascii="Times New Roman" w:hAnsi="Times New Roman" w:cs="Times New Roman"/>
-          <w:sz w:val="28"/>
-          <w:szCs w:val="28"/>
-        </w:rPr>
-        <w:t>000 руб.)</w:t>
-      </w:r>
-    </w:p>
-    <w:p>
-      <w:pPr>
-        <w:pStyle w:val="a3"/>
-        <w:numPr>
-          <w:ilvl w:val="0"/>
-          <w:numId w:val="4"/>
         </w:numPr>
         <w:spacing w:line="360" w:lineRule="auto"/>
         <w:ind w:left="0" w:firstLine="709"/>
@@ -1537,7 +1026,7 @@
         <w:pStyle w:val="a3"/>
         <w:numPr>
           <w:ilvl w:val="0"/>
-          <w:numId w:val="4"/>
+          <w:numId w:val="2"/>
         </w:numPr>
         <w:spacing w:line="360" w:lineRule="auto"/>
         <w:ind w:left="0" w:firstLine="709"/>
@@ -1553,8 +1042,281 @@
           <w:sz w:val="28"/>
           <w:szCs w:val="28"/>
         </w:rPr>
-        <w:t>Ввести в строке поиска запрос</w:t>
-      </w:r>
+        <w:t>Нажать на понравившийся товар</w:t>
+      </w:r>
+    </w:p>
+    <w:p>
+      <w:pPr>
+        <w:pStyle w:val="a3"/>
+        <w:spacing w:line="360" w:lineRule="auto"/>
+        <w:ind w:left="709"/>
+        <w:rPr>
+          <w:rFonts w:ascii="Times New Roman" w:hAnsi="Times New Roman" w:cs="Times New Roman"/>
+          <w:sz w:val="28"/>
+          <w:szCs w:val="28"/>
+        </w:rPr>
+      </w:pPr>
+      <w:r>
+        <w:rPr>
+          <w:rFonts w:ascii="Times New Roman" w:hAnsi="Times New Roman" w:cs="Times New Roman"/>
+          <w:noProof/>
+          <w:sz w:val="28"/>
+          <w:szCs w:val="28"/>
+          <w:lang w:eastAsia="ru-RU"/>
+        </w:rPr>
+        <w:drawing>
+          <wp:inline distT="0" distB="0" distL="0" distR="0">
+            <wp:extent cx="3794760" cy="4411980"/>
+            <wp:effectExtent l="0" t="0" r="0" b="7620"/>
+            <wp:docPr id="1" name="Рисунок 1"/>
+            <wp:cNvGraphicFramePr>
+              <a:graphicFrameLocks xmlns:a="http://schemas.openxmlformats.org/drawingml/2006/main" noChangeAspect="1"/>
+            </wp:cNvGraphicFramePr>
+            <a:graphic xmlns:a="http://schemas.openxmlformats.org/drawingml/2006/main">
+              <a:graphicData uri="http://schemas.openxmlformats.org/drawingml/2006/picture">
+                <pic:pic xmlns:pic="http://schemas.openxmlformats.org/drawingml/2006/picture">
+                  <pic:nvPicPr>
+                    <pic:cNvPr id="0" name="Picture 1"/>
+                    <pic:cNvPicPr>
+                      <a:picLocks noChangeAspect="1" noChangeArrowheads="1"/>
+                    </pic:cNvPicPr>
+                  </pic:nvPicPr>
+                  <pic:blipFill>
+                    <a:blip r:embed="rId8">
+                      <a:extLst>
+                        <a:ext uri="{28A0092B-C50C-407E-A947-70E740481C1C}">
+                          <a14:useLocalDpi xmlns:a14="http://schemas.microsoft.com/office/drawing/2010/main" val="0"/>
+                        </a:ext>
+                      </a:extLst>
+                    </a:blip>
+                    <a:srcRect/>
+                    <a:stretch>
+                      <a:fillRect/>
+                    </a:stretch>
+                  </pic:blipFill>
+                  <pic:spPr bwMode="auto">
+                    <a:xfrm>
+                      <a:off x="0" y="0"/>
+                      <a:ext cx="3794760" cy="4411980"/>
+                    </a:xfrm>
+                    <a:prstGeom prst="rect">
+                      <a:avLst/>
+                    </a:prstGeom>
+                    <a:noFill/>
+                    <a:ln>
+                      <a:noFill/>
+                    </a:ln>
+                  </pic:spPr>
+                </pic:pic>
+              </a:graphicData>
+            </a:graphic>
+          </wp:inline>
+        </w:drawing>
+      </w:r>
+    </w:p>
+    <w:p>
+      <w:pPr>
+        <w:pStyle w:val="a3"/>
+        <w:numPr>
+          <w:ilvl w:val="0"/>
+          <w:numId w:val="2"/>
+        </w:numPr>
+        <w:spacing w:line="360" w:lineRule="auto"/>
+        <w:ind w:left="0" w:firstLine="709"/>
+        <w:rPr>
+          <w:rFonts w:ascii="Times New Roman" w:hAnsi="Times New Roman" w:cs="Times New Roman"/>
+          <w:sz w:val="28"/>
+          <w:szCs w:val="28"/>
+        </w:rPr>
+      </w:pPr>
+      <w:r>
+        <w:rPr>
+          <w:rFonts w:ascii="Times New Roman" w:hAnsi="Times New Roman" w:cs="Times New Roman"/>
+          <w:sz w:val="28"/>
+          <w:szCs w:val="28"/>
+        </w:rPr>
+        <w:t>После перехода на вкладку товара нажать кнопку «купить»</w:t>
+      </w:r>
+    </w:p>
+    <w:p>
+      <w:pPr>
+        <w:pStyle w:val="a3"/>
+        <w:spacing w:line="360" w:lineRule="auto"/>
+        <w:ind w:left="709"/>
+        <w:rPr>
+          <w:rFonts w:ascii="Times New Roman" w:hAnsi="Times New Roman" w:cs="Times New Roman"/>
+          <w:sz w:val="28"/>
+          <w:szCs w:val="28"/>
+        </w:rPr>
+      </w:pPr>
+      <w:r>
+        <w:rPr>
+          <w:rFonts w:ascii="Times New Roman" w:hAnsi="Times New Roman" w:cs="Times New Roman"/>
+          <w:noProof/>
+          <w:sz w:val="28"/>
+          <w:szCs w:val="28"/>
+          <w:lang w:eastAsia="ru-RU"/>
+        </w:rPr>
+        <w:lastRenderedPageBreak/>
+        <w:drawing>
+          <wp:inline distT="0" distB="0" distL="0" distR="0">
+            <wp:extent cx="3581400" cy="2392680"/>
+            <wp:effectExtent l="0" t="0" r="0" b="7620"/>
+            <wp:docPr id="2" name="Рисунок 2"/>
+            <wp:cNvGraphicFramePr>
+              <a:graphicFrameLocks xmlns:a="http://schemas.openxmlformats.org/drawingml/2006/main" noChangeAspect="1"/>
+            </wp:cNvGraphicFramePr>
+            <a:graphic xmlns:a="http://schemas.openxmlformats.org/drawingml/2006/main">
+              <a:graphicData uri="http://schemas.openxmlformats.org/drawingml/2006/picture">
+                <pic:pic xmlns:pic="http://schemas.openxmlformats.org/drawingml/2006/picture">
+                  <pic:nvPicPr>
+                    <pic:cNvPr id="0" name="Picture 2"/>
+                    <pic:cNvPicPr>
+                      <a:picLocks noChangeAspect="1" noChangeArrowheads="1"/>
+                    </pic:cNvPicPr>
+                  </pic:nvPicPr>
+                  <pic:blipFill>
+                    <a:blip r:embed="rId9">
+                      <a:extLst>
+                        <a:ext uri="{28A0092B-C50C-407E-A947-70E740481C1C}">
+                          <a14:useLocalDpi xmlns:a14="http://schemas.microsoft.com/office/drawing/2010/main" val="0"/>
+                        </a:ext>
+                      </a:extLst>
+                    </a:blip>
+                    <a:srcRect/>
+                    <a:stretch>
+                      <a:fillRect/>
+                    </a:stretch>
+                  </pic:blipFill>
+                  <pic:spPr bwMode="auto">
+                    <a:xfrm>
+                      <a:off x="0" y="0"/>
+                      <a:ext cx="3581400" cy="2392680"/>
+                    </a:xfrm>
+                    <a:prstGeom prst="rect">
+                      <a:avLst/>
+                    </a:prstGeom>
+                    <a:noFill/>
+                    <a:ln>
+                      <a:noFill/>
+                    </a:ln>
+                  </pic:spPr>
+                </pic:pic>
+              </a:graphicData>
+            </a:graphic>
+          </wp:inline>
+        </w:drawing>
+      </w:r>
+    </w:p>
+    <w:p>
+      <w:pPr>
+        <w:pStyle w:val="a3"/>
+        <w:numPr>
+          <w:ilvl w:val="0"/>
+          <w:numId w:val="2"/>
+        </w:numPr>
+        <w:spacing w:line="360" w:lineRule="auto"/>
+        <w:ind w:left="0" w:firstLine="709"/>
+        <w:rPr>
+          <w:rFonts w:ascii="Times New Roman" w:hAnsi="Times New Roman" w:cs="Times New Roman"/>
+          <w:sz w:val="28"/>
+          <w:szCs w:val="28"/>
+        </w:rPr>
+      </w:pPr>
+      <w:r>
+        <w:rPr>
+          <w:rFonts w:ascii="Times New Roman" w:hAnsi="Times New Roman" w:cs="Times New Roman"/>
+          <w:sz w:val="28"/>
+          <w:szCs w:val="28"/>
+        </w:rPr>
+        <w:t>В появившемся окне нажать «Перейти в корзину»</w:t>
+      </w:r>
+    </w:p>
+    <w:p>
+      <w:pPr>
+        <w:pStyle w:val="a3"/>
+        <w:spacing w:line="360" w:lineRule="auto"/>
+        <w:ind w:left="709"/>
+        <w:rPr>
+          <w:rFonts w:ascii="Times New Roman" w:hAnsi="Times New Roman" w:cs="Times New Roman"/>
+          <w:sz w:val="28"/>
+          <w:szCs w:val="28"/>
+          <w:lang w:val="en-US"/>
+        </w:rPr>
+      </w:pPr>
+      <w:r>
+        <w:rPr>
+          <w:rFonts w:ascii="Times New Roman" w:hAnsi="Times New Roman" w:cs="Times New Roman"/>
+          <w:noProof/>
+          <w:sz w:val="28"/>
+          <w:szCs w:val="28"/>
+          <w:lang w:eastAsia="ru-RU"/>
+        </w:rPr>
+        <w:drawing>
+          <wp:inline distT="0" distB="0" distL="0" distR="0">
+            <wp:extent cx="5935980" cy="2773680"/>
+            <wp:effectExtent l="0" t="0" r="7620" b="7620"/>
+            <wp:docPr id="3" name="Рисунок 3"/>
+            <wp:cNvGraphicFramePr>
+              <a:graphicFrameLocks xmlns:a="http://schemas.openxmlformats.org/drawingml/2006/main" noChangeAspect="1"/>
+            </wp:cNvGraphicFramePr>
+            <a:graphic xmlns:a="http://schemas.openxmlformats.org/drawingml/2006/main">
+              <a:graphicData uri="http://schemas.openxmlformats.org/drawingml/2006/picture">
+                <pic:pic xmlns:pic="http://schemas.openxmlformats.org/drawingml/2006/picture">
+                  <pic:nvPicPr>
+                    <pic:cNvPr id="0" name="Picture 3"/>
+                    <pic:cNvPicPr>
+                      <a:picLocks noChangeAspect="1" noChangeArrowheads="1"/>
+                    </pic:cNvPicPr>
+                  </pic:nvPicPr>
+                  <pic:blipFill>
+                    <a:blip r:embed="rId10">
+                      <a:extLst>
+                        <a:ext uri="{28A0092B-C50C-407E-A947-70E740481C1C}">
+                          <a14:useLocalDpi xmlns:a14="http://schemas.microsoft.com/office/drawing/2010/main" val="0"/>
+                        </a:ext>
+                      </a:extLst>
+                    </a:blip>
+                    <a:srcRect/>
+                    <a:stretch>
+                      <a:fillRect/>
+                    </a:stretch>
+                  </pic:blipFill>
+                  <pic:spPr bwMode="auto">
+                    <a:xfrm>
+                      <a:off x="0" y="0"/>
+                      <a:ext cx="5935980" cy="2773680"/>
+                    </a:xfrm>
+                    <a:prstGeom prst="rect">
+                      <a:avLst/>
+                    </a:prstGeom>
+                    <a:noFill/>
+                    <a:ln>
+                      <a:noFill/>
+                    </a:ln>
+                  </pic:spPr>
+                </pic:pic>
+              </a:graphicData>
+            </a:graphic>
+          </wp:inline>
+        </w:drawing>
+      </w:r>
+    </w:p>
+    <w:p>
+      <w:pPr>
+        <w:pStyle w:val="a3"/>
+        <w:numPr>
+          <w:ilvl w:val="0"/>
+          <w:numId w:val="2"/>
+        </w:numPr>
+        <w:spacing w:line="360" w:lineRule="auto"/>
+        <w:ind w:left="0" w:firstLine="709"/>
+        <w:rPr>
+          <w:rFonts w:ascii="Times New Roman" w:hAnsi="Times New Roman" w:cs="Times New Roman"/>
+          <w:sz w:val="28"/>
+          <w:szCs w:val="28"/>
+        </w:rPr>
+      </w:pPr>
       <w:r>
         <w:rPr>
           <w:rFonts w:ascii="Times New Roman" w:hAnsi="Times New Roman" w:cs="Times New Roman"/>
@@ -1569,7 +1331,195 @@
           <w:sz w:val="28"/>
           <w:szCs w:val="28"/>
         </w:rPr>
-        <w:t xml:space="preserve">«Смартфоны </w:t>
+        <w:t>«Выбрать всё» для удаления всех товаров в корзине или нажать на картинку мусорного бака у любого товара для удаления одной определённой покупки</w:t>
+      </w:r>
+    </w:p>
+    <w:p>
+      <w:pPr>
+        <w:pStyle w:val="a3"/>
+        <w:spacing w:line="360" w:lineRule="auto"/>
+        <w:ind w:left="709"/>
+        <w:rPr>
+          <w:rFonts w:ascii="Times New Roman" w:hAnsi="Times New Roman" w:cs="Times New Roman"/>
+          <w:sz w:val="28"/>
+          <w:szCs w:val="28"/>
+        </w:rPr>
+      </w:pPr>
+      <w:r>
+        <w:rPr>
+          <w:rFonts w:ascii="Times New Roman" w:hAnsi="Times New Roman" w:cs="Times New Roman"/>
+          <w:sz w:val="28"/>
+          <w:szCs w:val="28"/>
+        </w:rPr>
+        <w:drawing>
+          <wp:inline distT="0" distB="0" distL="0" distR="0" wp14:anchorId="62783E02" wp14:editId="39EFCC69">
+            <wp:extent cx="5940425" cy="1474470"/>
+            <wp:effectExtent l="0" t="0" r="3175" b="0"/>
+            <wp:docPr id="4" name="Рисунок 4"/>
+            <wp:cNvGraphicFramePr>
+              <a:graphicFrameLocks xmlns:a="http://schemas.openxmlformats.org/drawingml/2006/main" noChangeAspect="1"/>
+            </wp:cNvGraphicFramePr>
+            <a:graphic xmlns:a="http://schemas.openxmlformats.org/drawingml/2006/main">
+              <a:graphicData uri="http://schemas.openxmlformats.org/drawingml/2006/picture">
+                <pic:pic xmlns:pic="http://schemas.openxmlformats.org/drawingml/2006/picture">
+                  <pic:nvPicPr>
+                    <pic:cNvPr id="1" name=""/>
+                    <pic:cNvPicPr/>
+                  </pic:nvPicPr>
+                  <pic:blipFill>
+                    <a:blip r:embed="rId11"/>
+                    <a:stretch>
+                      <a:fillRect/>
+                    </a:stretch>
+                  </pic:blipFill>
+                  <pic:spPr>
+                    <a:xfrm>
+                      <a:off x="0" y="0"/>
+                      <a:ext cx="5940425" cy="1474470"/>
+                    </a:xfrm>
+                    <a:prstGeom prst="rect">
+                      <a:avLst/>
+                    </a:prstGeom>
+                  </pic:spPr>
+                </pic:pic>
+              </a:graphicData>
+            </a:graphic>
+          </wp:inline>
+        </w:drawing>
+      </w:r>
+    </w:p>
+    <w:p>
+      <w:pPr>
+        <w:pStyle w:val="a3"/>
+        <w:numPr>
+          <w:ilvl w:val="0"/>
+          <w:numId w:val="2"/>
+        </w:numPr>
+        <w:spacing w:line="360" w:lineRule="auto"/>
+        <w:ind w:left="0" w:firstLine="709"/>
+        <w:rPr>
+          <w:rFonts w:ascii="Times New Roman" w:hAnsi="Times New Roman" w:cs="Times New Roman"/>
+          <w:sz w:val="28"/>
+          <w:szCs w:val="28"/>
+        </w:rPr>
+      </w:pPr>
+      <w:r>
+        <w:rPr>
+          <w:rFonts w:ascii="Times New Roman" w:hAnsi="Times New Roman" w:cs="Times New Roman"/>
+          <w:sz w:val="28"/>
+          <w:szCs w:val="28"/>
+        </w:rPr>
+        <w:t>Проверить, что товар пропал из корзины</w:t>
+      </w:r>
+    </w:p>
+    <w:p>
+      <w:pPr>
+        <w:pStyle w:val="a3"/>
+        <w:spacing w:line="360" w:lineRule="auto"/>
+        <w:ind w:left="709"/>
+        <w:rPr>
+          <w:rFonts w:ascii="Times New Roman" w:hAnsi="Times New Roman" w:cs="Times New Roman"/>
+          <w:sz w:val="28"/>
+          <w:szCs w:val="28"/>
+        </w:rPr>
+      </w:pPr>
+      <w:r>
+        <w:rPr>
+          <w:rFonts w:ascii="Times New Roman" w:hAnsi="Times New Roman" w:cs="Times New Roman"/>
+          <w:sz w:val="28"/>
+          <w:szCs w:val="28"/>
+        </w:rPr>
+        <w:lastRenderedPageBreak/>
+        <w:drawing>
+          <wp:inline distT="0" distB="0" distL="0" distR="0" wp14:anchorId="4F1413F9" wp14:editId="1DA3FB10">
+            <wp:extent cx="3520440" cy="2660933"/>
+            <wp:effectExtent l="0" t="0" r="3810" b="6350"/>
+            <wp:docPr id="16" name="Рисунок 16"/>
+            <wp:cNvGraphicFramePr>
+              <a:graphicFrameLocks xmlns:a="http://schemas.openxmlformats.org/drawingml/2006/main" noChangeAspect="1"/>
+            </wp:cNvGraphicFramePr>
+            <a:graphic xmlns:a="http://schemas.openxmlformats.org/drawingml/2006/main">
+              <a:graphicData uri="http://schemas.openxmlformats.org/drawingml/2006/picture">
+                <pic:pic xmlns:pic="http://schemas.openxmlformats.org/drawingml/2006/picture">
+                  <pic:nvPicPr>
+                    <pic:cNvPr id="1" name=""/>
+                    <pic:cNvPicPr/>
+                  </pic:nvPicPr>
+                  <pic:blipFill>
+                    <a:blip r:embed="rId12"/>
+                    <a:stretch>
+                      <a:fillRect/>
+                    </a:stretch>
+                  </pic:blipFill>
+                  <pic:spPr>
+                    <a:xfrm>
+                      <a:off x="0" y="0"/>
+                      <a:ext cx="3525505" cy="2664762"/>
+                    </a:xfrm>
+                    <a:prstGeom prst="rect">
+                      <a:avLst/>
+                    </a:prstGeom>
+                  </pic:spPr>
+                </pic:pic>
+              </a:graphicData>
+            </a:graphic>
+          </wp:inline>
+        </w:drawing>
+      </w:r>
+    </w:p>
+    <w:p>
+      <w:pPr>
+        <w:pStyle w:val="a3"/>
+        <w:spacing w:line="360" w:lineRule="auto"/>
+        <w:ind w:left="709"/>
+        <w:rPr>
+          <w:rFonts w:ascii="Times New Roman" w:hAnsi="Times New Roman" w:cs="Times New Roman"/>
+          <w:sz w:val="28"/>
+          <w:szCs w:val="28"/>
+        </w:rPr>
+      </w:pPr>
+    </w:p>
+    <w:p>
+      <w:pPr>
+        <w:pStyle w:val="a3"/>
+        <w:spacing w:line="360" w:lineRule="auto"/>
+        <w:ind w:left="709"/>
+        <w:rPr>
+          <w:rFonts w:ascii="Times New Roman" w:hAnsi="Times New Roman" w:cs="Times New Roman"/>
+          <w:sz w:val="28"/>
+          <w:szCs w:val="28"/>
+        </w:rPr>
+      </w:pPr>
+    </w:p>
+    <w:p>
+      <w:pPr>
+        <w:pStyle w:val="a3"/>
+        <w:numPr>
+          <w:ilvl w:val="0"/>
+          <w:numId w:val="1"/>
+        </w:numPr>
+        <w:spacing w:line="360" w:lineRule="auto"/>
+        <w:rPr>
+          <w:rFonts w:ascii="Times New Roman" w:hAnsi="Times New Roman" w:cs="Times New Roman"/>
+          <w:sz w:val="28"/>
+          <w:szCs w:val="28"/>
+        </w:rPr>
+      </w:pPr>
+      <w:r>
+        <w:rPr>
+          <w:rFonts w:ascii="Times New Roman" w:hAnsi="Times New Roman" w:cs="Times New Roman"/>
+          <w:sz w:val="28"/>
+          <w:szCs w:val="28"/>
+        </w:rPr>
+        <w:t xml:space="preserve">Тестируется </w:t>
+      </w:r>
+      <w:r>
+        <w:rPr>
+          <w:rFonts w:ascii="Times New Roman" w:hAnsi="Times New Roman" w:cs="Times New Roman"/>
+          <w:sz w:val="28"/>
+          <w:szCs w:val="28"/>
+        </w:rPr>
+        <w:t>Смена города</w:t>
       </w:r>
       <w:r>
         <w:rPr>
@@ -1578,7 +1528,362 @@
           <w:szCs w:val="28"/>
           <w:lang w:val="en-US"/>
         </w:rPr>
-        <w:t>Xiaomi</w:t>
+        <w:t>/</w:t>
+      </w:r>
+      <w:r>
+        <w:rPr>
+          <w:rFonts w:ascii="Times New Roman" w:hAnsi="Times New Roman" w:cs="Times New Roman"/>
+          <w:sz w:val="28"/>
+          <w:szCs w:val="28"/>
+        </w:rPr>
+        <w:t>региона</w:t>
+      </w:r>
+    </w:p>
+    <w:p>
+      <w:pPr>
+        <w:pStyle w:val="a3"/>
+        <w:ind w:left="1789"/>
+        <w:rPr>
+          <w:rFonts w:ascii="Times New Roman" w:hAnsi="Times New Roman" w:cs="Times New Roman"/>
+          <w:sz w:val="28"/>
+          <w:szCs w:val="28"/>
+          <w:lang w:val="en-US"/>
+        </w:rPr>
+      </w:pPr>
+    </w:p>
+    <w:p>
+      <w:pPr>
+        <w:pStyle w:val="a3"/>
+        <w:numPr>
+          <w:ilvl w:val="0"/>
+          <w:numId w:val="3"/>
+        </w:numPr>
+        <w:spacing w:line="360" w:lineRule="auto"/>
+        <w:ind w:left="0" w:firstLine="709"/>
+        <w:rPr>
+          <w:rFonts w:ascii="Times New Roman" w:hAnsi="Times New Roman" w:cs="Times New Roman"/>
+          <w:sz w:val="28"/>
+          <w:szCs w:val="28"/>
+        </w:rPr>
+      </w:pPr>
+      <w:r>
+        <w:rPr>
+          <w:rFonts w:ascii="Times New Roman" w:hAnsi="Times New Roman" w:cs="Times New Roman"/>
+          <w:sz w:val="28"/>
+          <w:szCs w:val="28"/>
+        </w:rPr>
+        <w:t xml:space="preserve">Зайти на главную страницу </w:t>
+      </w:r>
+      <w:hyperlink r:id="rId13" w:history="1">
+        <w:r>
+          <w:rPr>
+            <w:rStyle w:val="a4"/>
+            <w:rFonts w:ascii="Times New Roman" w:hAnsi="Times New Roman" w:cs="Times New Roman"/>
+            <w:sz w:val="28"/>
+            <w:szCs w:val="28"/>
+          </w:rPr>
+          <w:t>https://megamarket.ru</w:t>
+        </w:r>
+      </w:hyperlink>
+    </w:p>
+    <w:p>
+      <w:pPr>
+        <w:pStyle w:val="a3"/>
+        <w:numPr>
+          <w:ilvl w:val="0"/>
+          <w:numId w:val="3"/>
+        </w:numPr>
+        <w:spacing w:line="360" w:lineRule="auto"/>
+        <w:ind w:left="0" w:firstLine="709"/>
+        <w:rPr>
+          <w:rFonts w:ascii="Times New Roman" w:hAnsi="Times New Roman" w:cs="Times New Roman"/>
+          <w:sz w:val="28"/>
+          <w:szCs w:val="28"/>
+        </w:rPr>
+      </w:pPr>
+      <w:r>
+        <w:rPr>
+          <w:rFonts w:ascii="Times New Roman" w:hAnsi="Times New Roman" w:cs="Times New Roman"/>
+          <w:sz w:val="28"/>
+          <w:szCs w:val="28"/>
+        </w:rPr>
+        <w:t xml:space="preserve">В </w:t>
+      </w:r>
+      <w:r>
+        <w:rPr>
+          <w:rFonts w:ascii="Times New Roman" w:hAnsi="Times New Roman" w:cs="Times New Roman"/>
+          <w:sz w:val="28"/>
+          <w:szCs w:val="28"/>
+        </w:rPr>
+        <w:t>левом</w:t>
+      </w:r>
+      <w:r>
+        <w:rPr>
+          <w:rFonts w:ascii="Times New Roman" w:hAnsi="Times New Roman" w:cs="Times New Roman"/>
+          <w:sz w:val="28"/>
+          <w:szCs w:val="28"/>
+        </w:rPr>
+        <w:t xml:space="preserve"> верхнем углу нажать на текущий выбранный регион</w:t>
+      </w:r>
+    </w:p>
+    <w:p>
+      <w:pPr>
+        <w:pStyle w:val="a3"/>
+        <w:spacing w:line="360" w:lineRule="auto"/>
+        <w:ind w:left="709"/>
+        <w:rPr>
+          <w:rFonts w:ascii="Times New Roman" w:hAnsi="Times New Roman" w:cs="Times New Roman"/>
+          <w:sz w:val="28"/>
+          <w:szCs w:val="28"/>
+        </w:rPr>
+      </w:pPr>
+      <w:r>
+        <w:rPr>
+          <w:rFonts w:ascii="Times New Roman" w:hAnsi="Times New Roman" w:cs="Times New Roman"/>
+          <w:noProof/>
+          <w:sz w:val="28"/>
+          <w:szCs w:val="28"/>
+          <w:lang w:eastAsia="ru-RU"/>
+        </w:rPr>
+        <w:drawing>
+          <wp:inline distT="0" distB="0" distL="0" distR="0">
+            <wp:extent cx="4450080" cy="716280"/>
+            <wp:effectExtent l="0" t="0" r="7620" b="7620"/>
+            <wp:docPr id="5" name="Рисунок 5"/>
+            <wp:cNvGraphicFramePr>
+              <a:graphicFrameLocks xmlns:a="http://schemas.openxmlformats.org/drawingml/2006/main" noChangeAspect="1"/>
+            </wp:cNvGraphicFramePr>
+            <a:graphic xmlns:a="http://schemas.openxmlformats.org/drawingml/2006/main">
+              <a:graphicData uri="http://schemas.openxmlformats.org/drawingml/2006/picture">
+                <pic:pic xmlns:pic="http://schemas.openxmlformats.org/drawingml/2006/picture">
+                  <pic:nvPicPr>
+                    <pic:cNvPr id="0" name="Picture 4"/>
+                    <pic:cNvPicPr>
+                      <a:picLocks noChangeAspect="1" noChangeArrowheads="1"/>
+                    </pic:cNvPicPr>
+                  </pic:nvPicPr>
+                  <pic:blipFill>
+                    <a:blip r:embed="rId14">
+                      <a:extLst>
+                        <a:ext uri="{28A0092B-C50C-407E-A947-70E740481C1C}">
+                          <a14:useLocalDpi xmlns:a14="http://schemas.microsoft.com/office/drawing/2010/main" val="0"/>
+                        </a:ext>
+                      </a:extLst>
+                    </a:blip>
+                    <a:srcRect/>
+                    <a:stretch>
+                      <a:fillRect/>
+                    </a:stretch>
+                  </pic:blipFill>
+                  <pic:spPr bwMode="auto">
+                    <a:xfrm>
+                      <a:off x="0" y="0"/>
+                      <a:ext cx="4450080" cy="716280"/>
+                    </a:xfrm>
+                    <a:prstGeom prst="rect">
+                      <a:avLst/>
+                    </a:prstGeom>
+                    <a:noFill/>
+                    <a:ln>
+                      <a:noFill/>
+                    </a:ln>
+                  </pic:spPr>
+                </pic:pic>
+              </a:graphicData>
+            </a:graphic>
+          </wp:inline>
+        </w:drawing>
+      </w:r>
+    </w:p>
+    <w:p>
+      <w:pPr>
+        <w:pStyle w:val="a3"/>
+        <w:numPr>
+          <w:ilvl w:val="0"/>
+          <w:numId w:val="3"/>
+        </w:numPr>
+        <w:spacing w:line="360" w:lineRule="auto"/>
+        <w:ind w:left="0" w:firstLine="709"/>
+        <w:rPr>
+          <w:rFonts w:ascii="Times New Roman" w:hAnsi="Times New Roman" w:cs="Times New Roman"/>
+          <w:sz w:val="28"/>
+          <w:szCs w:val="28"/>
+        </w:rPr>
+      </w:pPr>
+      <w:r>
+        <w:rPr>
+          <w:rFonts w:ascii="Times New Roman" w:hAnsi="Times New Roman" w:cs="Times New Roman"/>
+          <w:sz w:val="28"/>
+          <w:szCs w:val="28"/>
+        </w:rPr>
+        <w:t>Вписать в графе поля ваше текущее местоположение</w:t>
+      </w:r>
+    </w:p>
+    <w:p>
+      <w:pPr>
+        <w:pStyle w:val="a3"/>
+        <w:spacing w:line="360" w:lineRule="auto"/>
+        <w:ind w:left="709"/>
+        <w:rPr>
+          <w:rFonts w:ascii="Times New Roman" w:hAnsi="Times New Roman" w:cs="Times New Roman"/>
+          <w:sz w:val="28"/>
+          <w:szCs w:val="28"/>
+        </w:rPr>
+      </w:pPr>
+      <w:r>
+        <w:rPr>
+          <w:rFonts w:ascii="Times New Roman" w:hAnsi="Times New Roman" w:cs="Times New Roman"/>
+          <w:sz w:val="28"/>
+          <w:szCs w:val="28"/>
+        </w:rPr>
+        <w:drawing>
+          <wp:inline distT="0" distB="0" distL="0" distR="0" wp14:anchorId="35BF9A5D" wp14:editId="50C9EF88">
+            <wp:extent cx="5940425" cy="770255"/>
+            <wp:effectExtent l="0" t="0" r="3175" b="0"/>
+            <wp:docPr id="7" name="Рисунок 7"/>
+            <wp:cNvGraphicFramePr>
+              <a:graphicFrameLocks xmlns:a="http://schemas.openxmlformats.org/drawingml/2006/main" noChangeAspect="1"/>
+            </wp:cNvGraphicFramePr>
+            <a:graphic xmlns:a="http://schemas.openxmlformats.org/drawingml/2006/main">
+              <a:graphicData uri="http://schemas.openxmlformats.org/drawingml/2006/picture">
+                <pic:pic xmlns:pic="http://schemas.openxmlformats.org/drawingml/2006/picture">
+                  <pic:nvPicPr>
+                    <pic:cNvPr id="1" name=""/>
+                    <pic:cNvPicPr/>
+                  </pic:nvPicPr>
+                  <pic:blipFill>
+                    <a:blip r:embed="rId15"/>
+                    <a:stretch>
+                      <a:fillRect/>
+                    </a:stretch>
+                  </pic:blipFill>
+                  <pic:spPr>
+                    <a:xfrm>
+                      <a:off x="0" y="0"/>
+                      <a:ext cx="5940425" cy="770255"/>
+                    </a:xfrm>
+                    <a:prstGeom prst="rect">
+                      <a:avLst/>
+                    </a:prstGeom>
+                  </pic:spPr>
+                </pic:pic>
+              </a:graphicData>
+            </a:graphic>
+          </wp:inline>
+        </w:drawing>
+      </w:r>
+    </w:p>
+    <w:p>
+      <w:pPr>
+        <w:pStyle w:val="a3"/>
+        <w:numPr>
+          <w:ilvl w:val="0"/>
+          <w:numId w:val="3"/>
+        </w:numPr>
+        <w:spacing w:line="360" w:lineRule="auto"/>
+        <w:ind w:left="0" w:firstLine="709"/>
+        <w:rPr>
+          <w:rFonts w:ascii="Times New Roman" w:hAnsi="Times New Roman" w:cs="Times New Roman"/>
+          <w:sz w:val="28"/>
+          <w:szCs w:val="28"/>
+        </w:rPr>
+      </w:pPr>
+      <w:r>
+        <w:rPr>
+          <w:rFonts w:ascii="Times New Roman" w:hAnsi="Times New Roman" w:cs="Times New Roman"/>
+          <w:sz w:val="28"/>
+          <w:szCs w:val="28"/>
+        </w:rPr>
+        <w:t>Выбрать одно из доступных мест</w:t>
+      </w:r>
+    </w:p>
+    <w:p>
+      <w:pPr>
+        <w:pStyle w:val="a3"/>
+        <w:spacing w:line="360" w:lineRule="auto"/>
+        <w:ind w:left="709"/>
+        <w:rPr>
+          <w:rFonts w:ascii="Times New Roman" w:hAnsi="Times New Roman" w:cs="Times New Roman"/>
+          <w:sz w:val="28"/>
+          <w:szCs w:val="28"/>
+        </w:rPr>
+      </w:pPr>
+      <w:bookmarkStart w:id="4" w:name="_GoBack"/>
+      <w:r>
+        <w:rPr>
+          <w:rFonts w:ascii="Times New Roman" w:hAnsi="Times New Roman" w:cs="Times New Roman"/>
+          <w:sz w:val="28"/>
+          <w:szCs w:val="28"/>
+        </w:rPr>
+        <w:lastRenderedPageBreak/>
+        <w:drawing>
+          <wp:inline distT="0" distB="0" distL="0" distR="0" wp14:anchorId="4856E961" wp14:editId="3591279B">
+            <wp:extent cx="5554980" cy="2888233"/>
+            <wp:effectExtent l="0" t="0" r="7620" b="7620"/>
+            <wp:docPr id="9" name="Рисунок 9"/>
+            <wp:cNvGraphicFramePr>
+              <a:graphicFrameLocks xmlns:a="http://schemas.openxmlformats.org/drawingml/2006/main" noChangeAspect="1"/>
+            </wp:cNvGraphicFramePr>
+            <a:graphic xmlns:a="http://schemas.openxmlformats.org/drawingml/2006/main">
+              <a:graphicData uri="http://schemas.openxmlformats.org/drawingml/2006/picture">
+                <pic:pic xmlns:pic="http://schemas.openxmlformats.org/drawingml/2006/picture">
+                  <pic:nvPicPr>
+                    <pic:cNvPr id="1" name=""/>
+                    <pic:cNvPicPr/>
+                  </pic:nvPicPr>
+                  <pic:blipFill>
+                    <a:blip r:embed="rId16"/>
+                    <a:stretch>
+                      <a:fillRect/>
+                    </a:stretch>
+                  </pic:blipFill>
+                  <pic:spPr>
+                    <a:xfrm>
+                      <a:off x="0" y="0"/>
+                      <a:ext cx="5558300" cy="2889959"/>
+                    </a:xfrm>
+                    <a:prstGeom prst="rect">
+                      <a:avLst/>
+                    </a:prstGeom>
+                  </pic:spPr>
+                </pic:pic>
+              </a:graphicData>
+            </a:graphic>
+          </wp:inline>
+        </w:drawing>
+      </w:r>
+      <w:bookmarkEnd w:id="4"/>
+    </w:p>
+    <w:p>
+      <w:pPr>
+        <w:pStyle w:val="a3"/>
+        <w:numPr>
+          <w:ilvl w:val="0"/>
+          <w:numId w:val="3"/>
+        </w:numPr>
+        <w:spacing w:line="360" w:lineRule="auto"/>
+        <w:ind w:left="0" w:firstLine="709"/>
+        <w:rPr>
+          <w:rFonts w:ascii="Times New Roman" w:hAnsi="Times New Roman" w:cs="Times New Roman"/>
+          <w:sz w:val="28"/>
+          <w:szCs w:val="28"/>
+        </w:rPr>
+      </w:pPr>
+      <w:r>
+        <w:rPr>
+          <w:rFonts w:ascii="Times New Roman" w:hAnsi="Times New Roman" w:cs="Times New Roman"/>
+          <w:sz w:val="28"/>
+          <w:szCs w:val="28"/>
+        </w:rPr>
+        <w:t>Нажать на кнопку «</w:t>
+      </w:r>
+      <w:r>
+        <w:rPr>
+          <w:rFonts w:ascii="Times New Roman" w:hAnsi="Times New Roman" w:cs="Times New Roman"/>
+          <w:sz w:val="28"/>
+          <w:szCs w:val="28"/>
+        </w:rPr>
+        <w:t>Добавить</w:t>
       </w:r>
       <w:r>
         <w:rPr>
@@ -1587,6 +1892,273 @@
           <w:szCs w:val="28"/>
         </w:rPr>
         <w:t>»</w:t>
+      </w:r>
+    </w:p>
+    <w:p>
+      <w:pPr>
+        <w:pStyle w:val="a3"/>
+        <w:spacing w:line="360" w:lineRule="auto"/>
+        <w:ind w:left="709"/>
+        <w:rPr>
+          <w:rFonts w:ascii="Times New Roman" w:hAnsi="Times New Roman" w:cs="Times New Roman"/>
+          <w:sz w:val="28"/>
+          <w:szCs w:val="28"/>
+        </w:rPr>
+      </w:pPr>
+      <w:r>
+        <w:rPr>
+          <w:rFonts w:ascii="Times New Roman" w:hAnsi="Times New Roman" w:cs="Times New Roman"/>
+          <w:sz w:val="28"/>
+          <w:szCs w:val="28"/>
+        </w:rPr>
+        <w:drawing>
+          <wp:inline distT="0" distB="0" distL="0" distR="0" wp14:anchorId="0268C847" wp14:editId="597DFC2D">
+            <wp:extent cx="5940425" cy="614045"/>
+            <wp:effectExtent l="0" t="0" r="3175" b="0"/>
+            <wp:docPr id="11" name="Рисунок 11"/>
+            <wp:cNvGraphicFramePr>
+              <a:graphicFrameLocks xmlns:a="http://schemas.openxmlformats.org/drawingml/2006/main" noChangeAspect="1"/>
+            </wp:cNvGraphicFramePr>
+            <a:graphic xmlns:a="http://schemas.openxmlformats.org/drawingml/2006/main">
+              <a:graphicData uri="http://schemas.openxmlformats.org/drawingml/2006/picture">
+                <pic:pic xmlns:pic="http://schemas.openxmlformats.org/drawingml/2006/picture">
+                  <pic:nvPicPr>
+                    <pic:cNvPr id="1" name=""/>
+                    <pic:cNvPicPr/>
+                  </pic:nvPicPr>
+                  <pic:blipFill>
+                    <a:blip r:embed="rId17"/>
+                    <a:stretch>
+                      <a:fillRect/>
+                    </a:stretch>
+                  </pic:blipFill>
+                  <pic:spPr>
+                    <a:xfrm>
+                      <a:off x="0" y="0"/>
+                      <a:ext cx="5940425" cy="614045"/>
+                    </a:xfrm>
+                    <a:prstGeom prst="rect">
+                      <a:avLst/>
+                    </a:prstGeom>
+                  </pic:spPr>
+                </pic:pic>
+              </a:graphicData>
+            </a:graphic>
+          </wp:inline>
+        </w:drawing>
+      </w:r>
+    </w:p>
+    <w:p>
+      <w:pPr>
+        <w:pStyle w:val="a3"/>
+        <w:numPr>
+          <w:ilvl w:val="0"/>
+          <w:numId w:val="3"/>
+        </w:numPr>
+        <w:spacing w:line="360" w:lineRule="auto"/>
+        <w:ind w:left="0" w:firstLine="709"/>
+        <w:rPr>
+          <w:rFonts w:ascii="Times New Roman" w:hAnsi="Times New Roman" w:cs="Times New Roman"/>
+          <w:sz w:val="28"/>
+          <w:szCs w:val="28"/>
+        </w:rPr>
+      </w:pPr>
+      <w:r>
+        <w:rPr>
+          <w:rFonts w:ascii="Times New Roman" w:hAnsi="Times New Roman" w:cs="Times New Roman"/>
+          <w:sz w:val="28"/>
+          <w:szCs w:val="28"/>
+        </w:rPr>
+        <w:t>Проверить, что адрес доставки изменился</w:t>
+      </w:r>
+      <w:r>
+        <w:rPr>
+          <w:rFonts w:ascii="Times New Roman" w:hAnsi="Times New Roman" w:cs="Times New Roman"/>
+          <w:sz w:val="28"/>
+          <w:szCs w:val="28"/>
+        </w:rPr>
+        <w:t xml:space="preserve"> в левом верхнем углу</w:t>
+      </w:r>
+    </w:p>
+    <w:p>
+      <w:pPr>
+        <w:spacing w:line="360" w:lineRule="auto"/>
+        <w:rPr>
+          <w:rFonts w:ascii="Times New Roman" w:hAnsi="Times New Roman" w:cs="Times New Roman"/>
+          <w:sz w:val="28"/>
+          <w:szCs w:val="28"/>
+        </w:rPr>
+      </w:pPr>
+      <w:r>
+        <w:rPr>
+          <w:rFonts w:ascii="Times New Roman" w:hAnsi="Times New Roman" w:cs="Times New Roman"/>
+          <w:sz w:val="28"/>
+          <w:szCs w:val="28"/>
+        </w:rPr>
+        <w:drawing>
+          <wp:inline distT="0" distB="0" distL="0" distR="0" wp14:anchorId="0CF7DC09" wp14:editId="7AF939BB">
+            <wp:extent cx="4819650" cy="828675"/>
+            <wp:effectExtent l="0" t="0" r="0" b="9525"/>
+            <wp:docPr id="17" name="Рисунок 17"/>
+            <wp:cNvGraphicFramePr>
+              <a:graphicFrameLocks xmlns:a="http://schemas.openxmlformats.org/drawingml/2006/main" noChangeAspect="1"/>
+            </wp:cNvGraphicFramePr>
+            <a:graphic xmlns:a="http://schemas.openxmlformats.org/drawingml/2006/main">
+              <a:graphicData uri="http://schemas.openxmlformats.org/drawingml/2006/picture">
+                <pic:pic xmlns:pic="http://schemas.openxmlformats.org/drawingml/2006/picture">
+                  <pic:nvPicPr>
+                    <pic:cNvPr id="1" name=""/>
+                    <pic:cNvPicPr/>
+                  </pic:nvPicPr>
+                  <pic:blipFill>
+                    <a:blip r:embed="rId18"/>
+                    <a:stretch>
+                      <a:fillRect/>
+                    </a:stretch>
+                  </pic:blipFill>
+                  <pic:spPr>
+                    <a:xfrm>
+                      <a:off x="0" y="0"/>
+                      <a:ext cx="4819650" cy="828675"/>
+                    </a:xfrm>
+                    <a:prstGeom prst="rect">
+                      <a:avLst/>
+                    </a:prstGeom>
+                  </pic:spPr>
+                </pic:pic>
+              </a:graphicData>
+            </a:graphic>
+          </wp:inline>
+        </w:drawing>
+      </w:r>
+    </w:p>
+    <w:p>
+      <w:pPr>
+        <w:pStyle w:val="a3"/>
+        <w:numPr>
+          <w:ilvl w:val="0"/>
+          <w:numId w:val="1"/>
+        </w:numPr>
+        <w:spacing w:line="360" w:lineRule="auto"/>
+        <w:rPr>
+          <w:rFonts w:ascii="Times New Roman" w:hAnsi="Times New Roman" w:cs="Times New Roman"/>
+          <w:sz w:val="28"/>
+          <w:szCs w:val="28"/>
+        </w:rPr>
+      </w:pPr>
+      <w:r>
+        <w:rPr>
+          <w:rFonts w:ascii="Times New Roman" w:hAnsi="Times New Roman" w:cs="Times New Roman"/>
+          <w:sz w:val="28"/>
+          <w:szCs w:val="28"/>
+        </w:rPr>
+        <w:t xml:space="preserve">Тестируется </w:t>
+      </w:r>
+      <w:r>
+        <w:rPr>
+          <w:rFonts w:ascii="Times New Roman" w:hAnsi="Times New Roman" w:cs="Times New Roman"/>
+          <w:sz w:val="28"/>
+          <w:szCs w:val="28"/>
+        </w:rPr>
+        <w:t xml:space="preserve">Сброс фильтров (на примере смартфона </w:t>
+      </w:r>
+      <w:r>
+        <w:rPr>
+          <w:rFonts w:ascii="Times New Roman" w:hAnsi="Times New Roman" w:cs="Times New Roman"/>
+          <w:sz w:val="28"/>
+          <w:szCs w:val="28"/>
+          <w:lang w:val="en-US"/>
+        </w:rPr>
+        <w:t>Samsung</w:t>
+      </w:r>
+      <w:r>
+        <w:rPr>
+          <w:rFonts w:ascii="Times New Roman" w:hAnsi="Times New Roman" w:cs="Times New Roman"/>
+          <w:sz w:val="28"/>
+          <w:szCs w:val="28"/>
+        </w:rPr>
+        <w:t xml:space="preserve"> </w:t>
+      </w:r>
+      <w:r>
+        <w:rPr>
+          <w:rFonts w:ascii="Times New Roman" w:hAnsi="Times New Roman" w:cs="Times New Roman"/>
+          <w:sz w:val="28"/>
+          <w:szCs w:val="28"/>
+          <w:lang w:val="en-US"/>
+        </w:rPr>
+        <w:t>Galaxy</w:t>
+      </w:r>
+      <w:r>
+        <w:rPr>
+          <w:rFonts w:ascii="Times New Roman" w:hAnsi="Times New Roman" w:cs="Times New Roman"/>
+          <w:sz w:val="28"/>
+          <w:szCs w:val="28"/>
+        </w:rPr>
+        <w:t xml:space="preserve"> </w:t>
+      </w:r>
+      <w:r>
+        <w:rPr>
+          <w:rFonts w:ascii="Times New Roman" w:hAnsi="Times New Roman" w:cs="Times New Roman"/>
+          <w:sz w:val="28"/>
+          <w:szCs w:val="28"/>
+        </w:rPr>
+        <w:t xml:space="preserve">ценой </w:t>
+      </w:r>
+      <w:r>
+        <w:rPr>
+          <w:rFonts w:ascii="Times New Roman" w:hAnsi="Times New Roman" w:cs="Times New Roman"/>
+          <w:sz w:val="28"/>
+          <w:szCs w:val="28"/>
+        </w:rPr>
+        <w:t xml:space="preserve">не выше </w:t>
+      </w:r>
+      <w:r>
+        <w:rPr>
+          <w:rFonts w:ascii="Times New Roman" w:hAnsi="Times New Roman" w:cs="Times New Roman"/>
+          <w:sz w:val="28"/>
+          <w:szCs w:val="28"/>
+        </w:rPr>
+        <w:t>5</w:t>
+      </w:r>
+      <w:r>
+        <w:rPr>
+          <w:rFonts w:ascii="Times New Roman" w:hAnsi="Times New Roman" w:cs="Times New Roman"/>
+          <w:sz w:val="28"/>
+          <w:szCs w:val="28"/>
+        </w:rPr>
+        <w:t>0</w:t>
+      </w:r>
+      <w:r>
+        <w:rPr>
+          <w:rFonts w:ascii="Times New Roman" w:hAnsi="Times New Roman" w:cs="Times New Roman"/>
+          <w:sz w:val="28"/>
+          <w:szCs w:val="28"/>
+        </w:rPr>
+        <w:t>,</w:t>
+      </w:r>
+      <w:r>
+        <w:rPr>
+          <w:rFonts w:ascii="Times New Roman" w:hAnsi="Times New Roman" w:cs="Times New Roman"/>
+          <w:sz w:val="28"/>
+          <w:szCs w:val="28"/>
+        </w:rPr>
+        <w:t>000 руб.</w:t>
+      </w:r>
+      <w:r>
+        <w:rPr>
+          <w:rFonts w:ascii="Times New Roman" w:hAnsi="Times New Roman" w:cs="Times New Roman"/>
+          <w:sz w:val="28"/>
+          <w:szCs w:val="28"/>
+        </w:rPr>
+        <w:t xml:space="preserve"> и которые есть в наличии</w:t>
+      </w:r>
+      <w:r>
+        <w:rPr>
+          <w:rFonts w:ascii="Times New Roman" w:hAnsi="Times New Roman" w:cs="Times New Roman"/>
+          <w:sz w:val="28"/>
+          <w:szCs w:val="28"/>
+        </w:rPr>
+        <w:t>)</w:t>
       </w:r>
     </w:p>
     <w:p>
@@ -1610,40 +2182,19 @@
           <w:sz w:val="28"/>
           <w:szCs w:val="28"/>
         </w:rPr>
-        <w:t xml:space="preserve">В появившемся слева меню фильтров выбрать диагональ не больше </w:t>
-      </w:r>
-      <w:r>
-        <w:rPr>
-          <w:rFonts w:ascii="Times New Roman" w:hAnsi="Times New Roman" w:cs="Times New Roman"/>
-          <w:sz w:val="28"/>
-          <w:szCs w:val="28"/>
-        </w:rPr>
-        <w:t xml:space="preserve">6.5 </w:t>
-      </w:r>
-      <w:r>
-        <w:rPr>
-          <w:rFonts w:ascii="Times New Roman" w:hAnsi="Times New Roman" w:cs="Times New Roman"/>
-          <w:sz w:val="28"/>
-          <w:szCs w:val="28"/>
-        </w:rPr>
-        <w:t>дюймов и ценой не выше 20</w:t>
-      </w:r>
-      <w:r>
-        <w:rPr>
-          <w:rFonts w:ascii="Times New Roman" w:hAnsi="Times New Roman" w:cs="Times New Roman"/>
-          <w:sz w:val="28"/>
-          <w:szCs w:val="28"/>
-        </w:rPr>
-        <w:t>,</w:t>
-      </w:r>
-      <w:r>
-        <w:rPr>
-          <w:rFonts w:ascii="Times New Roman" w:hAnsi="Times New Roman" w:cs="Times New Roman"/>
-          <w:sz w:val="28"/>
-          <w:szCs w:val="28"/>
-        </w:rPr>
-        <w:t>000 руб.</w:t>
-      </w:r>
+        <w:t xml:space="preserve">Зайти на главную страницу </w:t>
+      </w:r>
+      <w:hyperlink r:id="rId19" w:history="1">
+        <w:r>
+          <w:rPr>
+            <w:rStyle w:val="a4"/>
+            <w:rFonts w:ascii="Times New Roman" w:hAnsi="Times New Roman" w:cs="Times New Roman"/>
+            <w:sz w:val="28"/>
+            <w:szCs w:val="28"/>
+          </w:rPr>
+          <w:t>https://megamarket.ru</w:t>
+        </w:r>
+      </w:hyperlink>
     </w:p>
     <w:p>
       <w:pPr>
@@ -1666,6 +2217,204 @@
           <w:sz w:val="28"/>
           <w:szCs w:val="28"/>
         </w:rPr>
+        <w:t>Ввести в строке поиска запрос</w:t>
+      </w:r>
+      <w:r>
+        <w:rPr>
+          <w:rFonts w:ascii="Times New Roman" w:hAnsi="Times New Roman" w:cs="Times New Roman"/>
+          <w:sz w:val="28"/>
+          <w:szCs w:val="28"/>
+        </w:rPr>
+        <w:t xml:space="preserve"> </w:t>
+      </w:r>
+      <w:r>
+        <w:rPr>
+          <w:rFonts w:ascii="Times New Roman" w:hAnsi="Times New Roman" w:cs="Times New Roman"/>
+          <w:sz w:val="28"/>
+          <w:szCs w:val="28"/>
+        </w:rPr>
+        <w:t xml:space="preserve">«Смартфоны </w:t>
+      </w:r>
+      <w:r>
+        <w:rPr>
+          <w:rFonts w:ascii="Times New Roman" w:hAnsi="Times New Roman" w:cs="Times New Roman"/>
+          <w:sz w:val="28"/>
+          <w:szCs w:val="28"/>
+          <w:lang w:val="en-US"/>
+        </w:rPr>
+        <w:t>Samsung</w:t>
+      </w:r>
+      <w:r>
+        <w:rPr>
+          <w:rFonts w:ascii="Times New Roman" w:hAnsi="Times New Roman" w:cs="Times New Roman"/>
+          <w:sz w:val="28"/>
+          <w:szCs w:val="28"/>
+        </w:rPr>
+        <w:t>»</w:t>
+      </w:r>
+    </w:p>
+    <w:p>
+      <w:pPr>
+        <w:pStyle w:val="a3"/>
+        <w:spacing w:line="360" w:lineRule="auto"/>
+        <w:ind w:left="709"/>
+        <w:rPr>
+          <w:rFonts w:ascii="Times New Roman" w:hAnsi="Times New Roman" w:cs="Times New Roman"/>
+          <w:sz w:val="28"/>
+          <w:szCs w:val="28"/>
+        </w:rPr>
+      </w:pPr>
+      <w:r>
+        <w:rPr>
+          <w:rFonts w:ascii="Times New Roman" w:hAnsi="Times New Roman" w:cs="Times New Roman"/>
+          <w:sz w:val="28"/>
+          <w:szCs w:val="28"/>
+        </w:rPr>
+        <w:drawing>
+          <wp:inline distT="0" distB="0" distL="0" distR="0" wp14:anchorId="220AC755" wp14:editId="4806D65A">
+            <wp:extent cx="5940425" cy="646430"/>
+            <wp:effectExtent l="0" t="0" r="3175" b="1270"/>
+            <wp:docPr id="12" name="Рисунок 12"/>
+            <wp:cNvGraphicFramePr>
+              <a:graphicFrameLocks xmlns:a="http://schemas.openxmlformats.org/drawingml/2006/main" noChangeAspect="1"/>
+            </wp:cNvGraphicFramePr>
+            <a:graphic xmlns:a="http://schemas.openxmlformats.org/drawingml/2006/main">
+              <a:graphicData uri="http://schemas.openxmlformats.org/drawingml/2006/picture">
+                <pic:pic xmlns:pic="http://schemas.openxmlformats.org/drawingml/2006/picture">
+                  <pic:nvPicPr>
+                    <pic:cNvPr id="1" name=""/>
+                    <pic:cNvPicPr/>
+                  </pic:nvPicPr>
+                  <pic:blipFill>
+                    <a:blip r:embed="rId20"/>
+                    <a:stretch>
+                      <a:fillRect/>
+                    </a:stretch>
+                  </pic:blipFill>
+                  <pic:spPr>
+                    <a:xfrm>
+                      <a:off x="0" y="0"/>
+                      <a:ext cx="5940425" cy="646430"/>
+                    </a:xfrm>
+                    <a:prstGeom prst="rect">
+                      <a:avLst/>
+                    </a:prstGeom>
+                  </pic:spPr>
+                </pic:pic>
+              </a:graphicData>
+            </a:graphic>
+          </wp:inline>
+        </w:drawing>
+      </w:r>
+    </w:p>
+    <w:p>
+      <w:pPr>
+        <w:pStyle w:val="a3"/>
+        <w:numPr>
+          <w:ilvl w:val="0"/>
+          <w:numId w:val="4"/>
+        </w:numPr>
+        <w:spacing w:line="360" w:lineRule="auto"/>
+        <w:ind w:left="0" w:firstLine="709"/>
+        <w:rPr>
+          <w:rFonts w:ascii="Times New Roman" w:hAnsi="Times New Roman" w:cs="Times New Roman"/>
+          <w:sz w:val="28"/>
+          <w:szCs w:val="28"/>
+        </w:rPr>
+      </w:pPr>
+      <w:r>
+        <w:rPr>
+          <w:rFonts w:ascii="Times New Roman" w:hAnsi="Times New Roman" w:cs="Times New Roman"/>
+          <w:sz w:val="28"/>
+          <w:szCs w:val="28"/>
+        </w:rPr>
+        <w:t>В появивше</w:t>
+      </w:r>
+      <w:r>
+        <w:rPr>
+          <w:rFonts w:ascii="Times New Roman" w:hAnsi="Times New Roman" w:cs="Times New Roman"/>
+          <w:sz w:val="28"/>
+          <w:szCs w:val="28"/>
+        </w:rPr>
+        <w:t>мся слева меню фильтров отметить пункт «В наличии» и поставить верхнюю цену 50000 рублей</w:t>
+      </w:r>
+    </w:p>
+    <w:p>
+      <w:pPr>
+        <w:pStyle w:val="a3"/>
+        <w:spacing w:line="360" w:lineRule="auto"/>
+        <w:ind w:left="709"/>
+        <w:rPr>
+          <w:rFonts w:ascii="Times New Roman" w:hAnsi="Times New Roman" w:cs="Times New Roman"/>
+          <w:sz w:val="28"/>
+          <w:szCs w:val="28"/>
+        </w:rPr>
+      </w:pPr>
+      <w:r>
+        <w:rPr>
+          <w:rFonts w:ascii="Times New Roman" w:hAnsi="Times New Roman" w:cs="Times New Roman"/>
+          <w:sz w:val="28"/>
+          <w:szCs w:val="28"/>
+        </w:rPr>
+        <w:lastRenderedPageBreak/>
+        <w:drawing>
+          <wp:inline distT="0" distB="0" distL="0" distR="0" wp14:anchorId="0E8E73F5" wp14:editId="37742E85">
+            <wp:extent cx="4133850" cy="4286250"/>
+            <wp:effectExtent l="0" t="0" r="0" b="0"/>
+            <wp:docPr id="13" name="Рисунок 13"/>
+            <wp:cNvGraphicFramePr>
+              <a:graphicFrameLocks xmlns:a="http://schemas.openxmlformats.org/drawingml/2006/main" noChangeAspect="1"/>
+            </wp:cNvGraphicFramePr>
+            <a:graphic xmlns:a="http://schemas.openxmlformats.org/drawingml/2006/main">
+              <a:graphicData uri="http://schemas.openxmlformats.org/drawingml/2006/picture">
+                <pic:pic xmlns:pic="http://schemas.openxmlformats.org/drawingml/2006/picture">
+                  <pic:nvPicPr>
+                    <pic:cNvPr id="1" name=""/>
+                    <pic:cNvPicPr/>
+                  </pic:nvPicPr>
+                  <pic:blipFill>
+                    <a:blip r:embed="rId21"/>
+                    <a:stretch>
+                      <a:fillRect/>
+                    </a:stretch>
+                  </pic:blipFill>
+                  <pic:spPr>
+                    <a:xfrm>
+                      <a:off x="0" y="0"/>
+                      <a:ext cx="4133850" cy="4286250"/>
+                    </a:xfrm>
+                    <a:prstGeom prst="rect">
+                      <a:avLst/>
+                    </a:prstGeom>
+                  </pic:spPr>
+                </pic:pic>
+              </a:graphicData>
+            </a:graphic>
+          </wp:inline>
+        </w:drawing>
+      </w:r>
+    </w:p>
+    <w:p>
+      <w:pPr>
+        <w:pStyle w:val="a3"/>
+        <w:numPr>
+          <w:ilvl w:val="0"/>
+          <w:numId w:val="4"/>
+        </w:numPr>
+        <w:spacing w:line="360" w:lineRule="auto"/>
+        <w:ind w:left="0" w:firstLine="709"/>
+        <w:rPr>
+          <w:rFonts w:ascii="Times New Roman" w:hAnsi="Times New Roman" w:cs="Times New Roman"/>
+          <w:sz w:val="28"/>
+          <w:szCs w:val="28"/>
+        </w:rPr>
+      </w:pPr>
+      <w:r>
+        <w:rPr>
+          <w:rFonts w:ascii="Times New Roman" w:hAnsi="Times New Roman" w:cs="Times New Roman"/>
+          <w:sz w:val="28"/>
+          <w:szCs w:val="28"/>
+        </w:rPr>
         <w:t>Нажать клавишу «</w:t>
       </w:r>
       <w:r>
@@ -1683,12 +2432,97 @@
           <w:sz w:val="28"/>
           <w:szCs w:val="28"/>
         </w:rPr>
-        <w:t xml:space="preserve">» после выбора соответствующих фильтров </w:t>
-      </w:r>
-      <w:bookmarkStart w:id="4" w:name="_GoBack"/>
-      <w:bookmarkEnd w:id="4"/>
+        <w:t xml:space="preserve">» после </w:t>
+      </w:r>
+      <w:r>
+        <w:rPr>
+          <w:rFonts w:ascii="Times New Roman" w:hAnsi="Times New Roman" w:cs="Times New Roman"/>
+          <w:sz w:val="28"/>
+          <w:szCs w:val="28"/>
+        </w:rPr>
+        <w:t>выбора соответствующих фильтров</w:t>
+      </w:r>
+    </w:p>
+    <w:p>
+      <w:pPr>
+        <w:pStyle w:val="a3"/>
+        <w:spacing w:line="360" w:lineRule="auto"/>
+        <w:ind w:left="709"/>
+        <w:rPr>
+          <w:rFonts w:ascii="Times New Roman" w:hAnsi="Times New Roman" w:cs="Times New Roman"/>
+          <w:sz w:val="28"/>
+          <w:szCs w:val="28"/>
+        </w:rPr>
+      </w:pPr>
+      <w:r>
+        <w:rPr>
+          <w:rFonts w:ascii="Times New Roman" w:hAnsi="Times New Roman" w:cs="Times New Roman"/>
+          <w:sz w:val="28"/>
+          <w:szCs w:val="28"/>
+        </w:rPr>
+        <w:drawing>
+          <wp:inline distT="0" distB="0" distL="0" distR="0" wp14:anchorId="0FFDDA9A" wp14:editId="1E4741F9">
+            <wp:extent cx="5940425" cy="3119755"/>
+            <wp:effectExtent l="0" t="0" r="3175" b="4445"/>
+            <wp:docPr id="15" name="Рисунок 15"/>
+            <wp:cNvGraphicFramePr>
+              <a:graphicFrameLocks xmlns:a="http://schemas.openxmlformats.org/drawingml/2006/main" noChangeAspect="1"/>
+            </wp:cNvGraphicFramePr>
+            <a:graphic xmlns:a="http://schemas.openxmlformats.org/drawingml/2006/main">
+              <a:graphicData uri="http://schemas.openxmlformats.org/drawingml/2006/picture">
+                <pic:pic xmlns:pic="http://schemas.openxmlformats.org/drawingml/2006/picture">
+                  <pic:nvPicPr>
+                    <pic:cNvPr id="1" name=""/>
+                    <pic:cNvPicPr/>
+                  </pic:nvPicPr>
+                  <pic:blipFill>
+                    <a:blip r:embed="rId22"/>
+                    <a:stretch>
+                      <a:fillRect/>
+                    </a:stretch>
+                  </pic:blipFill>
+                  <pic:spPr>
+                    <a:xfrm>
+                      <a:off x="0" y="0"/>
+                      <a:ext cx="5940425" cy="3119755"/>
+                    </a:xfrm>
+                    <a:prstGeom prst="rect">
+                      <a:avLst/>
+                    </a:prstGeom>
+                  </pic:spPr>
+                </pic:pic>
+              </a:graphicData>
+            </a:graphic>
+          </wp:inline>
+        </w:drawing>
+      </w:r>
+    </w:p>
+    <w:p>
+      <w:pPr>
+        <w:pStyle w:val="a3"/>
+        <w:numPr>
+          <w:ilvl w:val="0"/>
+          <w:numId w:val="4"/>
+        </w:numPr>
+        <w:spacing w:line="360" w:lineRule="auto"/>
+        <w:ind w:left="0" w:firstLine="709"/>
+        <w:rPr>
+          <w:rFonts w:ascii="Times New Roman" w:hAnsi="Times New Roman" w:cs="Times New Roman"/>
+          <w:sz w:val="28"/>
+          <w:szCs w:val="28"/>
+        </w:rPr>
+      </w:pPr>
+      <w:r>
+        <w:rPr>
+          <w:rFonts w:ascii="Times New Roman" w:hAnsi="Times New Roman" w:cs="Times New Roman"/>
+          <w:sz w:val="28"/>
+          <w:szCs w:val="28"/>
+        </w:rPr>
+        <w:t>Проверить, что фильтр работает правильно</w:t>
+      </w:r>
     </w:p>
     <w:sectPr>
+      <w:footerReference w:type="default" r:id="rId23"/>
       <w:pgSz w:w="11906" w:h="16838"/>
       <w:pgMar w:top="1134" w:right="850" w:bottom="1134" w:left="1701" w:header="708" w:footer="708" w:gutter="0"/>
       <w:cols w:space="708"/>
@@ -1696,6 +2530,101 @@
     </w:sectPr>
   </w:body>
 </w:document>
+</file>
+
+<file path=word/endnotes.xml><?xml version="1.0" encoding="utf-8"?>
+<w:endnotes xmlns:wpc="http://schemas.microsoft.com/office/word/2010/wordprocessingCanvas" xmlns:cx="http://schemas.microsoft.com/office/drawing/2014/chartex" xmlns:mc="http://schemas.openxmlformats.org/markup-compatibility/2006" xmlns:o="urn:schemas-microsoft-com:office:office" xmlns:r="http://schemas.openxmlformats.org/officeDocument/2006/relationships" xmlns:m="http://schemas.openxmlformats.org/officeDocument/2006/math" xmlns:v="urn:schemas-microsoft-com:vml" xmlns:wp14="http://schemas.microsoft.com/office/word/2010/wordprocessingDrawing" xmlns:wp="http://schemas.openxmlformats.org/drawingml/2006/wordprocessingDrawing" xmlns:w10="urn:schemas-microsoft-com:office:word" xmlns:w="http://schemas.openxmlformats.org/wordprocessingml/2006/main" xmlns:w14="http://schemas.microsoft.com/office/word/2010/wordml" xmlns:w15="http://schemas.microsoft.com/office/word/2012/wordml" xmlns:w16se="http://schemas.microsoft.com/office/word/2015/wordml/symex" xmlns:wpg="http://schemas.microsoft.com/office/word/2010/wordprocessingGroup" xmlns:wpi="http://schemas.microsoft.com/office/word/2010/wordprocessingInk" xmlns:wne="http://schemas.microsoft.com/office/word/2006/wordml" xmlns:wps="http://schemas.microsoft.com/office/word/2010/wordprocessingShape" mc:Ignorable="w14 w15 w16se wp14">
+  <w:endnote w:type="separator" w:id="-1">
+    <w:p>
+      <w:pPr>
+        <w:spacing w:after="0" w:line="240" w:lineRule="auto"/>
+      </w:pPr>
+      <w:r>
+        <w:separator/>
+      </w:r>
+    </w:p>
+  </w:endnote>
+  <w:endnote w:type="continuationSeparator" w:id="0">
+    <w:p>
+      <w:pPr>
+        <w:spacing w:after="0" w:line="240" w:lineRule="auto"/>
+      </w:pPr>
+      <w:r>
+        <w:continuationSeparator/>
+      </w:r>
+    </w:p>
+  </w:endnote>
+</w:endnotes>
+</file>
+
+<file path=word/footer1.xml><?xml version="1.0" encoding="utf-8"?>
+<w:ftr xmlns:wpc="http://schemas.microsoft.com/office/word/2010/wordprocessingCanvas" xmlns:cx="http://schemas.microsoft.com/office/drawing/2014/chartex" xmlns:mc="http://schemas.openxmlformats.org/markup-compatibility/2006" xmlns:o="urn:schemas-microsoft-com:office:office" xmlns:r="http://schemas.openxmlformats.org/officeDocument/2006/relationships" xmlns:m="http://schemas.openxmlformats.org/officeDocument/2006/math" xmlns:v="urn:schemas-microsoft-com:vml" xmlns:wp14="http://schemas.microsoft.com/office/word/2010/wordprocessingDrawing" xmlns:wp="http://schemas.openxmlformats.org/drawingml/2006/wordprocessingDrawing" xmlns:w10="urn:schemas-microsoft-com:office:word" xmlns:w="http://schemas.openxmlformats.org/wordprocessingml/2006/main" xmlns:w14="http://schemas.microsoft.com/office/word/2010/wordml" xmlns:w15="http://schemas.microsoft.com/office/word/2012/wordml" xmlns:w16se="http://schemas.microsoft.com/office/word/2015/wordml/symex" xmlns:wpg="http://schemas.microsoft.com/office/word/2010/wordprocessingGroup" xmlns:wpi="http://schemas.microsoft.com/office/word/2010/wordprocessingInk" xmlns:wne="http://schemas.microsoft.com/office/word/2006/wordml" xmlns:wps="http://schemas.microsoft.com/office/word/2010/wordprocessingShape" mc:Ignorable="w14 w15 w16se wp14">
+  <w:sdt>
+    <w:sdtPr>
+      <w:id w:val="-668790106"/>
+      <w:docPartObj>
+        <w:docPartGallery w:val="Page Numbers (Bottom of Page)"/>
+        <w:docPartUnique/>
+      </w:docPartObj>
+    </w:sdtPr>
+    <w:sdtContent>
+      <w:p>
+        <w:pPr>
+          <w:pStyle w:val="a8"/>
+          <w:jc w:val="center"/>
+        </w:pPr>
+        <w:r>
+          <w:fldChar w:fldCharType="begin"/>
+        </w:r>
+        <w:r>
+          <w:instrText>PAGE   \* MERGEFORMAT</w:instrText>
+        </w:r>
+        <w:r>
+          <w:fldChar w:fldCharType="separate"/>
+        </w:r>
+        <w:r>
+          <w:rPr>
+            <w:noProof/>
+          </w:rPr>
+          <w:t>5</w:t>
+        </w:r>
+        <w:r>
+          <w:fldChar w:fldCharType="end"/>
+        </w:r>
+      </w:p>
+    </w:sdtContent>
+  </w:sdt>
+  <w:p>
+    <w:pPr>
+      <w:pStyle w:val="a8"/>
+    </w:pPr>
+  </w:p>
+</w:ftr>
+</file>
+
+<file path=word/footnotes.xml><?xml version="1.0" encoding="utf-8"?>
+<w:footnotes xmlns:wpc="http://schemas.microsoft.com/office/word/2010/wordprocessingCanvas" xmlns:cx="http://schemas.microsoft.com/office/drawing/2014/chartex" xmlns:mc="http://schemas.openxmlformats.org/markup-compatibility/2006" xmlns:o="urn:schemas-microsoft-com:office:office" xmlns:r="http://schemas.openxmlformats.org/officeDocument/2006/relationships" xmlns:m="http://schemas.openxmlformats.org/officeDocument/2006/math" xmlns:v="urn:schemas-microsoft-com:vml" xmlns:wp14="http://schemas.microsoft.com/office/word/2010/wordprocessingDrawing" xmlns:wp="http://schemas.openxmlformats.org/drawingml/2006/wordprocessingDrawing" xmlns:w10="urn:schemas-microsoft-com:office:word" xmlns:w="http://schemas.openxmlformats.org/wordprocessingml/2006/main" xmlns:w14="http://schemas.microsoft.com/office/word/2010/wordml" xmlns:w15="http://schemas.microsoft.com/office/word/2012/wordml" xmlns:w16se="http://schemas.microsoft.com/office/word/2015/wordml/symex" xmlns:wpg="http://schemas.microsoft.com/office/word/2010/wordprocessingGroup" xmlns:wpi="http://schemas.microsoft.com/office/word/2010/wordprocessingInk" xmlns:wne="http://schemas.microsoft.com/office/word/2006/wordml" xmlns:wps="http://schemas.microsoft.com/office/word/2010/wordprocessingShape" mc:Ignorable="w14 w15 w16se wp14">
+  <w:footnote w:type="separator" w:id="-1">
+    <w:p>
+      <w:pPr>
+        <w:spacing w:after="0" w:line="240" w:lineRule="auto"/>
+      </w:pPr>
+      <w:r>
+        <w:separator/>
+      </w:r>
+    </w:p>
+  </w:footnote>
+  <w:footnote w:type="continuationSeparator" w:id="0">
+    <w:p>
+      <w:pPr>
+        <w:spacing w:after="0" w:line="240" w:lineRule="auto"/>
+      </w:pPr>
+      <w:r>
+        <w:continuationSeparator/>
+      </w:r>
+    </w:p>
+  </w:footnote>
+</w:footnotes>
 </file>
 
 <file path=word/numbering.xml><?xml version="1.0" encoding="utf-8"?>
@@ -2587,6 +3516,62 @@
       <w:u w:val="single"/>
     </w:rPr>
   </w:style>
+  <w:style w:type="character" w:styleId="a5">
+    <w:name w:val="FollowedHyperlink"/>
+    <w:basedOn w:val="a0"/>
+    <w:uiPriority w:val="99"/>
+    <w:semiHidden/>
+    <w:unhideWhenUsed/>
+    <w:rsid w:val="009C39D8"/>
+    <w:rPr>
+      <w:color w:val="954F72" w:themeColor="followedHyperlink"/>
+      <w:u w:val="single"/>
+    </w:rPr>
+  </w:style>
+  <w:style w:type="paragraph" w:styleId="a6">
+    <w:name w:val="header"/>
+    <w:basedOn w:val="a"/>
+    <w:link w:val="a7"/>
+    <w:uiPriority w:val="99"/>
+    <w:unhideWhenUsed/>
+    <w:rsid w:val="00BA4D84"/>
+    <w:pPr>
+      <w:tabs>
+        <w:tab w:val="center" w:pos="4677"/>
+        <w:tab w:val="right" w:pos="9355"/>
+      </w:tabs>
+      <w:spacing w:after="0" w:line="240" w:lineRule="auto"/>
+    </w:pPr>
+  </w:style>
+  <w:style w:type="character" w:customStyle="1" w:styleId="a7">
+    <w:name w:val="Верхний колонтитул Знак"/>
+    <w:basedOn w:val="a0"/>
+    <w:link w:val="a6"/>
+    <w:uiPriority w:val="99"/>
+    <w:rsid w:val="00BA4D84"/>
+  </w:style>
+  <w:style w:type="paragraph" w:styleId="a8">
+    <w:name w:val="footer"/>
+    <w:basedOn w:val="a"/>
+    <w:link w:val="a9"/>
+    <w:uiPriority w:val="99"/>
+    <w:unhideWhenUsed/>
+    <w:rsid w:val="00BA4D84"/>
+    <w:pPr>
+      <w:tabs>
+        <w:tab w:val="center" w:pos="4677"/>
+        <w:tab w:val="right" w:pos="9355"/>
+      </w:tabs>
+      <w:spacing w:after="0" w:line="240" w:lineRule="auto"/>
+    </w:pPr>
+  </w:style>
+  <w:style w:type="character" w:customStyle="1" w:styleId="a9">
+    <w:name w:val="Нижний колонтитул Знак"/>
+    <w:basedOn w:val="a0"/>
+    <w:link w:val="a8"/>
+    <w:uiPriority w:val="99"/>
+    <w:rsid w:val="00BA4D84"/>
+  </w:style>
 </w:styles>
 </file>
 
